--- a/214007X.docx
+++ b/214007X.docx
@@ -43,33 +43,72 @@
         <w:jc w:val="both"/>
         <w:rPr>
           <w:rFonts w:ascii="Times New Roman" w:hAnsi="Times New Roman" w:cs="Times New Roman"/>
-        </w:rPr>
-      </w:pPr>
-    </w:p>
-    <w:p>
-      <w:pPr>
-        <w:jc w:val="both"/>
-        <w:rPr>
-          <w:rFonts w:ascii="Times New Roman" w:hAnsi="Times New Roman" w:cs="Times New Roman"/>
-          <w:b/>
-          <w:bCs/>
-        </w:rPr>
-      </w:pPr>
-      <w:r>
-        <w:rPr>
-          <w:rFonts w:ascii="Times New Roman" w:hAnsi="Times New Roman" w:cs="Times New Roman"/>
-          <w:b/>
-          <w:bCs/>
-        </w:rPr>
-        <w:t xml:space="preserve">1. </w:t>
-      </w:r>
-      <w:r>
-        <w:rPr>
-          <w:rFonts w:ascii="Times New Roman" w:hAnsi="Times New Roman" w:cs="Times New Roman"/>
-          <w:b/>
-          <w:bCs/>
-        </w:rPr>
-        <w:t>Problem Definition &amp; Dataset Collection</w:t>
+          <w:b/>
+          <w:bCs/>
+        </w:rPr>
+      </w:pPr>
+    </w:p>
+    <w:p>
+      <w:pPr>
+        <w:jc w:val="both"/>
+        <w:rPr>
+          <w:rFonts w:ascii="Times New Roman" w:hAnsi="Times New Roman" w:cs="Times New Roman"/>
+        </w:rPr>
+      </w:pPr>
+      <w:r>
+        <w:rPr>
+          <w:rFonts w:ascii="Times New Roman" w:hAnsi="Times New Roman" w:cs="Times New Roman"/>
+        </w:rPr>
+        <w:t xml:space="preserve">Git Hub Link - </w:t>
+      </w:r>
+      <w:hyperlink r:id="rId5" w:history="1">
+        <w:r>
+          <w:rPr>
+            <w:rStyle w:val="Hyperlink"/>
+            <w:rFonts w:ascii="Times New Roman" w:hAnsi="Times New Roman" w:cs="Times New Roman"/>
+          </w:rPr>
+          <w:t>https://github.com/</w:t>
+        </w:r>
+        <w:r>
+          <w:rPr>
+            <w:rStyle w:val="Hyperlink"/>
+            <w:rFonts w:ascii="Times New Roman" w:hAnsi="Times New Roman" w:cs="Times New Roman"/>
+          </w:rPr>
+          <w:t>R</w:t>
+        </w:r>
+        <w:r>
+          <w:rPr>
+            <w:rStyle w:val="Hyperlink"/>
+            <w:rFonts w:ascii="Times New Roman" w:hAnsi="Times New Roman" w:cs="Times New Roman"/>
+          </w:rPr>
+          <w:t>idmivishmika/Sri-Lanka-Visit-Planner</w:t>
+        </w:r>
+      </w:hyperlink>
+    </w:p>
+    <w:p>
+      <w:pPr>
+        <w:jc w:val="both"/>
+        <w:rPr>
+          <w:rFonts w:ascii="Times New Roman" w:hAnsi="Times New Roman" w:cs="Times New Roman"/>
+        </w:rPr>
+      </w:pPr>
+    </w:p>
+    <w:p>
+      <w:pPr>
+        <w:jc w:val="both"/>
+        <w:rPr>
+          <w:rFonts w:ascii="Times New Roman" w:hAnsi="Times New Roman" w:cs="Times New Roman"/>
+          <w:b/>
+          <w:bCs/>
+        </w:rPr>
+      </w:pPr>
+      <w:r>
+        <w:rPr>
+          <w:rFonts w:ascii="Times New Roman" w:hAnsi="Times New Roman" w:cs="Times New Roman"/>
+          <w:b/>
+          <w:bCs/>
+        </w:rPr>
+        <w:t>1. Problem Definition &amp; Dataset Collection</w:t>
       </w:r>
     </w:p>
     <w:p>
@@ -193,18 +232,8 @@
           <w:b/>
           <w:bCs/>
         </w:rPr>
-        <w:t xml:space="preserve">Features &amp; Target </w:t>
-      </w:r>
-      <w:proofErr w:type="spellStart"/>
-      <w:r>
-        <w:rPr>
-          <w:rFonts w:ascii="Times New Roman" w:hAnsi="Times New Roman" w:cs="Times New Roman"/>
-          <w:b/>
-          <w:bCs/>
-        </w:rPr>
-        <w:t>Variable:</w:t>
-      </w:r>
-      <w:proofErr w:type="spellEnd"/>
+        <w:t>Features &amp; Target Variable:</w:t>
+      </w:r>
     </w:p>
     <w:p>
       <w:pPr>
@@ -230,13 +259,7 @@
         <w:rPr>
           <w:rFonts w:ascii="Times New Roman" w:hAnsi="Times New Roman" w:cs="Times New Roman"/>
         </w:rPr>
-        <w:t> Year, Month, Country of Origin, Purpose of Visit, District, Accommodation Type, Duration, Group Size, Age, Prior Visits, Season, Crisis Period</w:t>
-      </w:r>
-      <w:r>
-        <w:rPr>
-          <w:rFonts w:ascii="Times New Roman" w:hAnsi="Times New Roman" w:cs="Times New Roman"/>
-        </w:rPr>
-        <w:t>.</w:t>
+        <w:t> Year, Month, Country of Origin, Purpose of Visit, District, Accommodation Type, Duration, Group Size, Age, Prior Visits, Season, Crisis Period.</w:t>
       </w:r>
     </w:p>
     <w:p>
@@ -448,25 +471,7 @@
         <w:rPr>
           <w:rFonts w:ascii="Times New Roman" w:hAnsi="Times New Roman" w:cs="Times New Roman"/>
         </w:rPr>
-        <w:t xml:space="preserve"> </w:t>
-      </w:r>
-      <w:r>
-        <w:rPr>
-          <w:rFonts w:ascii="Times New Roman" w:hAnsi="Times New Roman" w:cs="Times New Roman"/>
-        </w:rPr>
-        <w:t>and Age</w:t>
-      </w:r>
-      <w:r>
-        <w:rPr>
-          <w:rFonts w:ascii="Times New Roman" w:hAnsi="Times New Roman" w:cs="Times New Roman"/>
-        </w:rPr>
-        <w:t xml:space="preserve"> </w:t>
-      </w:r>
-      <w:r>
-        <w:rPr>
-          <w:rFonts w:ascii="Times New Roman" w:hAnsi="Times New Roman" w:cs="Times New Roman"/>
-        </w:rPr>
-        <w:t>columns were filled using the median value of each column</w:t>
+        <w:t xml:space="preserve"> and Age columns were filled using the median value of each column</w:t>
       </w:r>
     </w:p>
     <w:p>
@@ -491,13 +496,7 @@
         <w:rPr>
           <w:rFonts w:ascii="Times New Roman" w:hAnsi="Times New Roman" w:cs="Times New Roman"/>
         </w:rPr>
-        <w:t xml:space="preserve"> Categorical (text) columns such as Country, Purpose, District, Accommodation, and Season were converted into numbers so the model can process them</w:t>
-      </w:r>
-      <w:r>
-        <w:rPr>
-          <w:rFonts w:ascii="Times New Roman" w:hAnsi="Times New Roman" w:cs="Times New Roman"/>
-        </w:rPr>
-        <w:t>.</w:t>
+        <w:t xml:space="preserve"> Categorical (text) columns such as Country, Purpose, District, Accommodation, and Season were converted into numbers so the model can process them.</w:t>
       </w:r>
     </w:p>
     <w:p>
@@ -643,6 +642,7 @@
           <w:b/>
           <w:bCs/>
         </w:rPr>
+        <w:lastRenderedPageBreak/>
         <w:t xml:space="preserve">How it </w:t>
       </w:r>
       <w:proofErr w:type="spellStart"/>
@@ -653,15 +653,7 @@
           <w:b/>
           <w:bCs/>
         </w:rPr>
-        <w:t>differs</w:t>
-      </w:r>
-      <w:r>
-        <w:rPr>
-          <w:rFonts w:ascii="Times New Roman" w:hAnsi="Times New Roman" w:cs="Times New Roman"/>
-          <w:b/>
-          <w:bCs/>
-        </w:rPr>
-        <w:t>:</w:t>
+        <w:t>differs:</w:t>
       </w:r>
       <w:r>
         <w:rPr>
@@ -713,7 +705,6 @@
         <w:rPr>
           <w:rFonts w:ascii="Times New Roman" w:hAnsi="Times New Roman" w:cs="Times New Roman"/>
         </w:rPr>
-        <w:lastRenderedPageBreak/>
         <w:t>Logistic Regression — works only for classification, assumes a linear relationship between features and output, cannot model seasonal spikes or crisis drops</w:t>
       </w:r>
     </w:p>
@@ -1932,7 +1923,7 @@
                     <pic:cNvPicPr/>
                   </pic:nvPicPr>
                   <pic:blipFill>
-                    <a:blip r:embed="rId5">
+                    <a:blip r:embed="rId6">
                       <a:extLst>
                         <a:ext uri="{28A0092B-C50C-407E-A947-70E740481C1C}">
                           <a14:useLocalDpi xmlns:a14="http://schemas.microsoft.com/office/drawing/2010/main" val="0"/>
@@ -1968,53 +1959,39 @@
           <w:bCs/>
         </w:rPr>
       </w:pPr>
-      <w:r>
-        <w:rPr>
-          <w:rFonts w:ascii="Times New Roman" w:hAnsi="Times New Roman" w:cs="Times New Roman"/>
-          <w:b/>
-          <w:bCs/>
-        </w:rPr>
-        <w:t>4. Explainability &amp; Interpretation</w:t>
-      </w:r>
-      <w:r>
-        <w:rPr>
-          <w:rFonts w:ascii="Times New Roman" w:hAnsi="Times New Roman" w:cs="Times New Roman"/>
-          <w:b/>
-          <w:bCs/>
-        </w:rPr>
-        <w:t>.</w:t>
-      </w:r>
-    </w:p>
-    <w:p>
-      <w:pPr>
-        <w:jc w:val="both"/>
-        <w:rPr>
-          <w:rFonts w:ascii="Times New Roman" w:hAnsi="Times New Roman" w:cs="Times New Roman"/>
-        </w:rPr>
-      </w:pPr>
-      <w:r>
-        <w:rPr>
-          <w:rFonts w:ascii="Times New Roman" w:hAnsi="Times New Roman" w:cs="Times New Roman"/>
-          <w:b/>
-          <w:bCs/>
-        </w:rPr>
-        <w:t>E</w:t>
-      </w:r>
-      <w:r>
-        <w:rPr>
-          <w:rFonts w:ascii="Times New Roman" w:hAnsi="Times New Roman" w:cs="Times New Roman"/>
-          <w:b/>
-          <w:bCs/>
-        </w:rPr>
-        <w:t>xplainability</w:t>
-      </w:r>
-      <w:r>
-        <w:rPr>
-          <w:rFonts w:ascii="Times New Roman" w:hAnsi="Times New Roman" w:cs="Times New Roman"/>
-          <w:b/>
-          <w:bCs/>
-        </w:rPr>
-        <w:t xml:space="preserve"> </w:t>
+    </w:p>
+    <w:p>
+      <w:pPr>
+        <w:jc w:val="both"/>
+        <w:rPr>
+          <w:rFonts w:ascii="Times New Roman" w:hAnsi="Times New Roman" w:cs="Times New Roman"/>
+          <w:b/>
+          <w:bCs/>
+        </w:rPr>
+      </w:pPr>
+      <w:r>
+        <w:rPr>
+          <w:rFonts w:ascii="Times New Roman" w:hAnsi="Times New Roman" w:cs="Times New Roman"/>
+          <w:b/>
+          <w:bCs/>
+        </w:rPr>
+        <w:t>4. Explainability &amp; Interpretation.</w:t>
+      </w:r>
+    </w:p>
+    <w:p>
+      <w:pPr>
+        <w:jc w:val="both"/>
+        <w:rPr>
+          <w:rFonts w:ascii="Times New Roman" w:hAnsi="Times New Roman" w:cs="Times New Roman"/>
+        </w:rPr>
+      </w:pPr>
+      <w:r>
+        <w:rPr>
+          <w:rFonts w:ascii="Times New Roman" w:hAnsi="Times New Roman" w:cs="Times New Roman"/>
+          <w:b/>
+          <w:bCs/>
+        </w:rPr>
+        <w:t xml:space="preserve">Explainability </w:t>
       </w:r>
       <w:r>
         <w:rPr>
@@ -2082,15 +2059,7 @@
           <w:b/>
           <w:bCs/>
         </w:rPr>
-        <w:t>What the model has learned</w:t>
-      </w:r>
-      <w:r>
-        <w:rPr>
-          <w:rFonts w:ascii="Times New Roman" w:hAnsi="Times New Roman" w:cs="Times New Roman"/>
-          <w:b/>
-          <w:bCs/>
-        </w:rPr>
-        <w:t>:</w:t>
+        <w:t>What the model has learned:</w:t>
       </w:r>
     </w:p>
     <w:p>
@@ -2194,15 +2163,7 @@
           <w:b/>
           <w:bCs/>
         </w:rPr>
-        <w:t>Which features are most influential</w:t>
-      </w:r>
-      <w:r>
-        <w:rPr>
-          <w:rFonts w:ascii="Times New Roman" w:hAnsi="Times New Roman" w:cs="Times New Roman"/>
-          <w:b/>
-          <w:bCs/>
-        </w:rPr>
-        <w:t>:</w:t>
+        <w:t>Which features are most influential:</w:t>
       </w:r>
     </w:p>
     <w:p>
@@ -2249,6 +2210,7 @@
           <w:b/>
           <w:bCs/>
         </w:rPr>
+        <w:lastRenderedPageBreak/>
         <w:t xml:space="preserve">Whether the model’s </w:t>
       </w:r>
       <w:proofErr w:type="spellStart"/>
@@ -2267,29 +2229,20 @@
           <w:b/>
           <w:bCs/>
         </w:rPr>
-        <w:t xml:space="preserve"> aligns with domain knowledge</w:t>
-      </w:r>
-      <w:r>
-        <w:rPr>
-          <w:rFonts w:ascii="Times New Roman" w:hAnsi="Times New Roman" w:cs="Times New Roman"/>
-          <w:b/>
-          <w:bCs/>
-        </w:rPr>
-        <w:t>:</w:t>
-      </w:r>
-    </w:p>
-    <w:p>
-      <w:pPr>
-        <w:jc w:val="both"/>
-        <w:rPr>
-          <w:rFonts w:ascii="Times New Roman" w:hAnsi="Times New Roman" w:cs="Times New Roman"/>
-        </w:rPr>
-      </w:pPr>
-      <w:r>
-        <w:rPr>
-          <w:rFonts w:ascii="Times New Roman" w:hAnsi="Times New Roman" w:cs="Times New Roman"/>
-        </w:rPr>
-        <w:lastRenderedPageBreak/>
+        <w:t xml:space="preserve"> aligns with domain knowledge:</w:t>
+      </w:r>
+    </w:p>
+    <w:p>
+      <w:pPr>
+        <w:jc w:val="both"/>
+        <w:rPr>
+          <w:rFonts w:ascii="Times New Roman" w:hAnsi="Times New Roman" w:cs="Times New Roman"/>
+        </w:rPr>
+      </w:pPr>
+      <w:r>
+        <w:rPr>
+          <w:rFonts w:ascii="Times New Roman" w:hAnsi="Times New Roman" w:cs="Times New Roman"/>
+        </w:rPr>
         <w:t>The model's behaviour closely matches real-world tourism knowledge:</w:t>
       </w:r>
     </w:p>
@@ -2376,30 +2329,503 @@
     </w:p>
     <w:p>
       <w:pPr>
-        <w:jc w:val="both"/>
-        <w:rPr>
-          <w:rFonts w:ascii="Times New Roman" w:hAnsi="Times New Roman" w:cs="Times New Roman"/>
-          <w:b/>
-          <w:bCs/>
-        </w:rPr>
-      </w:pPr>
-    </w:p>
-    <w:p>
-      <w:pPr>
-        <w:jc w:val="both"/>
-        <w:rPr>
-          <w:rFonts w:ascii="Times New Roman" w:hAnsi="Times New Roman" w:cs="Times New Roman"/>
-          <w:b/>
-          <w:bCs/>
-        </w:rPr>
-      </w:pPr>
-      <w:r>
-        <w:rPr>
-          <w:rFonts w:ascii="Times New Roman" w:hAnsi="Times New Roman" w:cs="Times New Roman"/>
-          <w:b/>
-          <w:bCs/>
-        </w:rPr>
-        <w:t>5. Critical Discussion</w:t>
+        <w:pStyle w:val="ListParagraph"/>
+        <w:jc w:val="both"/>
+        <w:rPr>
+          <w:rFonts w:ascii="Times New Roman" w:hAnsi="Times New Roman" w:cs="Times New Roman"/>
+          <w:b/>
+          <w:bCs/>
+        </w:rPr>
+      </w:pPr>
+    </w:p>
+    <w:p>
+      <w:pPr>
+        <w:pStyle w:val="ListParagraph"/>
+        <w:jc w:val="both"/>
+        <w:rPr>
+          <w:rFonts w:ascii="Times New Roman" w:hAnsi="Times New Roman" w:cs="Times New Roman"/>
+          <w:b/>
+          <w:bCs/>
+        </w:rPr>
+      </w:pPr>
+    </w:p>
+    <w:p>
+      <w:pPr>
+        <w:rPr>
+          <w:rFonts w:ascii="Times New Roman" w:hAnsi="Times New Roman" w:cs="Times New Roman"/>
+          <w:b/>
+          <w:bCs/>
+        </w:rPr>
+      </w:pPr>
+      <w:r>
+        <w:rPr>
+          <w:rFonts w:ascii="Times New Roman" w:hAnsi="Times New Roman" w:cs="Times New Roman"/>
+          <w:b/>
+          <w:bCs/>
+          <w:noProof/>
+        </w:rPr>
+        <w:drawing>
+          <wp:inline distT="0" distB="0" distL="0" distR="0" wp14:anchorId="2ACC87CB" wp14:editId="4C916DD3">
+            <wp:extent cx="2514600" cy="1329683"/>
+            <wp:effectExtent l="0" t="0" r="0" b="4445"/>
+            <wp:docPr id="928093320" name="Picture 1"/>
+            <wp:cNvGraphicFramePr>
+              <a:graphicFrameLocks xmlns:a="http://schemas.openxmlformats.org/drawingml/2006/main" noChangeAspect="1"/>
+            </wp:cNvGraphicFramePr>
+            <a:graphic xmlns:a="http://schemas.openxmlformats.org/drawingml/2006/main">
+              <a:graphicData uri="http://schemas.openxmlformats.org/drawingml/2006/picture">
+                <pic:pic xmlns:pic="http://schemas.openxmlformats.org/drawingml/2006/picture">
+                  <pic:nvPicPr>
+                    <pic:cNvPr id="928093320" name="Picture 928093320"/>
+                    <pic:cNvPicPr/>
+                  </pic:nvPicPr>
+                  <pic:blipFill>
+                    <a:blip r:embed="rId7" cstate="print">
+                      <a:extLst>
+                        <a:ext uri="{28A0092B-C50C-407E-A947-70E740481C1C}">
+                          <a14:useLocalDpi xmlns:a14="http://schemas.microsoft.com/office/drawing/2010/main" val="0"/>
+                        </a:ext>
+                      </a:extLst>
+                    </a:blip>
+                    <a:stretch>
+                      <a:fillRect/>
+                    </a:stretch>
+                  </pic:blipFill>
+                  <pic:spPr>
+                    <a:xfrm>
+                      <a:off x="0" y="0"/>
+                      <a:ext cx="2556881" cy="1352041"/>
+                    </a:xfrm>
+                    <a:prstGeom prst="rect">
+                      <a:avLst/>
+                    </a:prstGeom>
+                  </pic:spPr>
+                </pic:pic>
+              </a:graphicData>
+            </a:graphic>
+          </wp:inline>
+        </w:drawing>
+      </w:r>
+      <w:r>
+        <w:rPr>
+          <w:rFonts w:ascii="Times New Roman" w:hAnsi="Times New Roman" w:cs="Times New Roman"/>
+          <w:b/>
+          <w:bCs/>
+        </w:rPr>
+        <w:t xml:space="preserve">           </w:t>
+      </w:r>
+      <w:r>
+        <w:rPr>
+          <w:rFonts w:ascii="Times New Roman" w:hAnsi="Times New Roman" w:cs="Times New Roman"/>
+          <w:b/>
+          <w:bCs/>
+          <w:noProof/>
+        </w:rPr>
+        <w:drawing>
+          <wp:inline distT="0" distB="0" distL="0" distR="0" wp14:anchorId="1076019F" wp14:editId="5B1EEDB0">
+            <wp:extent cx="2786076" cy="1238085"/>
+            <wp:effectExtent l="0" t="0" r="0" b="635"/>
+            <wp:docPr id="1042391193" name="Picture 2"/>
+            <wp:cNvGraphicFramePr>
+              <a:graphicFrameLocks xmlns:a="http://schemas.openxmlformats.org/drawingml/2006/main" noChangeAspect="1"/>
+            </wp:cNvGraphicFramePr>
+            <a:graphic xmlns:a="http://schemas.openxmlformats.org/drawingml/2006/main">
+              <a:graphicData uri="http://schemas.openxmlformats.org/drawingml/2006/picture">
+                <pic:pic xmlns:pic="http://schemas.openxmlformats.org/drawingml/2006/picture">
+                  <pic:nvPicPr>
+                    <pic:cNvPr id="1042391193" name="Picture 1042391193"/>
+                    <pic:cNvPicPr/>
+                  </pic:nvPicPr>
+                  <pic:blipFill>
+                    <a:blip r:embed="rId8" cstate="print">
+                      <a:extLst>
+                        <a:ext uri="{28A0092B-C50C-407E-A947-70E740481C1C}">
+                          <a14:useLocalDpi xmlns:a14="http://schemas.microsoft.com/office/drawing/2010/main" val="0"/>
+                        </a:ext>
+                      </a:extLst>
+                    </a:blip>
+                    <a:stretch>
+                      <a:fillRect/>
+                    </a:stretch>
+                  </pic:blipFill>
+                  <pic:spPr>
+                    <a:xfrm>
+                      <a:off x="0" y="0"/>
+                      <a:ext cx="2818522" cy="1252503"/>
+                    </a:xfrm>
+                    <a:prstGeom prst="rect">
+                      <a:avLst/>
+                    </a:prstGeom>
+                  </pic:spPr>
+                </pic:pic>
+              </a:graphicData>
+            </a:graphic>
+          </wp:inline>
+        </w:drawing>
+      </w:r>
+    </w:p>
+    <w:p>
+      <w:pPr>
+        <w:rPr>
+          <w:rFonts w:ascii="Times New Roman" w:hAnsi="Times New Roman" w:cs="Times New Roman"/>
+          <w:b/>
+          <w:bCs/>
+        </w:rPr>
+      </w:pPr>
+    </w:p>
+    <w:p>
+      <w:pPr>
+        <w:jc w:val="center"/>
+        <w:rPr>
+          <w:rFonts w:ascii="Times New Roman" w:hAnsi="Times New Roman" w:cs="Times New Roman"/>
+          <w:b/>
+          <w:bCs/>
+          <w:noProof/>
+        </w:rPr>
+      </w:pPr>
+      <w:r>
+        <w:rPr>
+          <w:rFonts w:ascii="Times New Roman" w:hAnsi="Times New Roman" w:cs="Times New Roman"/>
+          <w:b/>
+          <w:bCs/>
+          <w:noProof/>
+        </w:rPr>
+        <w:drawing>
+          <wp:inline distT="0" distB="0" distL="0" distR="0" wp14:anchorId="072601A5" wp14:editId="4828AA6D">
+            <wp:extent cx="3100816" cy="1377950"/>
+            <wp:effectExtent l="0" t="0" r="4445" b="0"/>
+            <wp:docPr id="1176965937" name="Picture 3"/>
+            <wp:cNvGraphicFramePr>
+              <a:graphicFrameLocks xmlns:a="http://schemas.openxmlformats.org/drawingml/2006/main" noChangeAspect="1"/>
+            </wp:cNvGraphicFramePr>
+            <a:graphic xmlns:a="http://schemas.openxmlformats.org/drawingml/2006/main">
+              <a:graphicData uri="http://schemas.openxmlformats.org/drawingml/2006/picture">
+                <pic:pic xmlns:pic="http://schemas.openxmlformats.org/drawingml/2006/picture">
+                  <pic:nvPicPr>
+                    <pic:cNvPr id="1176965937" name="Picture 1176965937"/>
+                    <pic:cNvPicPr/>
+                  </pic:nvPicPr>
+                  <pic:blipFill>
+                    <a:blip r:embed="rId9" cstate="print">
+                      <a:extLst>
+                        <a:ext uri="{28A0092B-C50C-407E-A947-70E740481C1C}">
+                          <a14:useLocalDpi xmlns:a14="http://schemas.microsoft.com/office/drawing/2010/main" val="0"/>
+                        </a:ext>
+                      </a:extLst>
+                    </a:blip>
+                    <a:stretch>
+                      <a:fillRect/>
+                    </a:stretch>
+                  </pic:blipFill>
+                  <pic:spPr>
+                    <a:xfrm>
+                      <a:off x="0" y="0"/>
+                      <a:ext cx="3136525" cy="1393819"/>
+                    </a:xfrm>
+                    <a:prstGeom prst="rect">
+                      <a:avLst/>
+                    </a:prstGeom>
+                  </pic:spPr>
+                </pic:pic>
+              </a:graphicData>
+            </a:graphic>
+          </wp:inline>
+        </w:drawing>
+      </w:r>
+    </w:p>
+    <w:p>
+      <w:pPr>
+        <w:rPr>
+          <w:rFonts w:ascii="Times New Roman" w:hAnsi="Times New Roman" w:cs="Times New Roman"/>
+          <w:b/>
+          <w:bCs/>
+          <w:noProof/>
+        </w:rPr>
+      </w:pPr>
+    </w:p>
+    <w:p>
+      <w:pPr>
+        <w:rPr>
+          <w:rFonts w:ascii="Times New Roman" w:hAnsi="Times New Roman" w:cs="Times New Roman"/>
+          <w:b/>
+          <w:bCs/>
+          <w:noProof/>
+        </w:rPr>
+      </w:pPr>
+      <w:r>
+        <w:rPr>
+          <w:rFonts w:ascii="Times New Roman" w:hAnsi="Times New Roman" w:cs="Times New Roman"/>
+          <w:b/>
+          <w:bCs/>
+          <w:noProof/>
+        </w:rPr>
+        <w:drawing>
+          <wp:inline distT="0" distB="0" distL="0" distR="0" wp14:anchorId="031B6D77" wp14:editId="3F30A4A2">
+            <wp:extent cx="2633203" cy="1646555"/>
+            <wp:effectExtent l="0" t="0" r="0" b="0"/>
+            <wp:docPr id="1536319368" name="Picture 7"/>
+            <wp:cNvGraphicFramePr>
+              <a:graphicFrameLocks xmlns:a="http://schemas.openxmlformats.org/drawingml/2006/main" noChangeAspect="1"/>
+            </wp:cNvGraphicFramePr>
+            <a:graphic xmlns:a="http://schemas.openxmlformats.org/drawingml/2006/main">
+              <a:graphicData uri="http://schemas.openxmlformats.org/drawingml/2006/picture">
+                <pic:pic xmlns:pic="http://schemas.openxmlformats.org/drawingml/2006/picture">
+                  <pic:nvPicPr>
+                    <pic:cNvPr id="1536319368" name="Picture 1536319368"/>
+                    <pic:cNvPicPr/>
+                  </pic:nvPicPr>
+                  <pic:blipFill>
+                    <a:blip r:embed="rId10" cstate="print">
+                      <a:extLst>
+                        <a:ext uri="{28A0092B-C50C-407E-A947-70E740481C1C}">
+                          <a14:useLocalDpi xmlns:a14="http://schemas.microsoft.com/office/drawing/2010/main" val="0"/>
+                        </a:ext>
+                      </a:extLst>
+                    </a:blip>
+                    <a:stretch>
+                      <a:fillRect/>
+                    </a:stretch>
+                  </pic:blipFill>
+                  <pic:spPr>
+                    <a:xfrm>
+                      <a:off x="0" y="0"/>
+                      <a:ext cx="2652484" cy="1658611"/>
+                    </a:xfrm>
+                    <a:prstGeom prst="rect">
+                      <a:avLst/>
+                    </a:prstGeom>
+                  </pic:spPr>
+                </pic:pic>
+              </a:graphicData>
+            </a:graphic>
+          </wp:inline>
+        </w:drawing>
+      </w:r>
+      <w:r>
+        <w:rPr>
+          <w:rFonts w:ascii="Times New Roman" w:hAnsi="Times New Roman" w:cs="Times New Roman"/>
+          <w:b/>
+          <w:bCs/>
+          <w:noProof/>
+        </w:rPr>
+        <w:t xml:space="preserve">           </w:t>
+      </w:r>
+      <w:r>
+        <w:rPr>
+          <w:rFonts w:ascii="Times New Roman" w:hAnsi="Times New Roman" w:cs="Times New Roman"/>
+          <w:b/>
+          <w:bCs/>
+          <w:noProof/>
+        </w:rPr>
+        <w:drawing>
+          <wp:inline distT="0" distB="0" distL="0" distR="0" wp14:anchorId="3914F068" wp14:editId="3126F924">
+            <wp:extent cx="2554605" cy="1534786"/>
+            <wp:effectExtent l="0" t="0" r="0" b="8890"/>
+            <wp:docPr id="1532175300" name="Picture 8"/>
+            <wp:cNvGraphicFramePr>
+              <a:graphicFrameLocks xmlns:a="http://schemas.openxmlformats.org/drawingml/2006/main" noChangeAspect="1"/>
+            </wp:cNvGraphicFramePr>
+            <a:graphic xmlns:a="http://schemas.openxmlformats.org/drawingml/2006/main">
+              <a:graphicData uri="http://schemas.openxmlformats.org/drawingml/2006/picture">
+                <pic:pic xmlns:pic="http://schemas.openxmlformats.org/drawingml/2006/picture">
+                  <pic:nvPicPr>
+                    <pic:cNvPr id="1532175300" name="Picture 1532175300"/>
+                    <pic:cNvPicPr/>
+                  </pic:nvPicPr>
+                  <pic:blipFill>
+                    <a:blip r:embed="rId11" cstate="print">
+                      <a:extLst>
+                        <a:ext uri="{28A0092B-C50C-407E-A947-70E740481C1C}">
+                          <a14:useLocalDpi xmlns:a14="http://schemas.microsoft.com/office/drawing/2010/main" val="0"/>
+                        </a:ext>
+                      </a:extLst>
+                    </a:blip>
+                    <a:stretch>
+                      <a:fillRect/>
+                    </a:stretch>
+                  </pic:blipFill>
+                  <pic:spPr>
+                    <a:xfrm>
+                      <a:off x="0" y="0"/>
+                      <a:ext cx="2579624" cy="1549817"/>
+                    </a:xfrm>
+                    <a:prstGeom prst="rect">
+                      <a:avLst/>
+                    </a:prstGeom>
+                  </pic:spPr>
+                </pic:pic>
+              </a:graphicData>
+            </a:graphic>
+          </wp:inline>
+        </w:drawing>
+      </w:r>
+    </w:p>
+    <w:p>
+      <w:pPr>
+        <w:rPr>
+          <w:rFonts w:ascii="Times New Roman" w:hAnsi="Times New Roman" w:cs="Times New Roman"/>
+          <w:b/>
+          <w:bCs/>
+        </w:rPr>
+      </w:pPr>
+    </w:p>
+    <w:p>
+      <w:pPr>
+        <w:jc w:val="both"/>
+        <w:rPr>
+          <w:rFonts w:ascii="Times New Roman" w:hAnsi="Times New Roman" w:cs="Times New Roman"/>
+          <w:b/>
+          <w:bCs/>
+        </w:rPr>
+      </w:pPr>
+      <w:r>
+        <w:rPr>
+          <w:rFonts w:ascii="Times New Roman" w:hAnsi="Times New Roman" w:cs="Times New Roman"/>
+          <w:b/>
+          <w:bCs/>
+        </w:rPr>
+        <w:t>5. Critical Discussion.</w:t>
+      </w:r>
+    </w:p>
+    <w:p>
+      <w:pPr>
+        <w:jc w:val="both"/>
+        <w:rPr>
+          <w:rFonts w:ascii="Times New Roman" w:hAnsi="Times New Roman" w:cs="Times New Roman"/>
+          <w:b/>
+          <w:bCs/>
+        </w:rPr>
+      </w:pPr>
+      <w:r>
+        <w:rPr>
+          <w:rFonts w:ascii="Times New Roman" w:hAnsi="Times New Roman" w:cs="Times New Roman"/>
+          <w:b/>
+          <w:bCs/>
+        </w:rPr>
+        <w:t>Limitations of the Model:</w:t>
+      </w:r>
+    </w:p>
+    <w:p>
+      <w:pPr>
+        <w:jc w:val="both"/>
+        <w:rPr>
+          <w:rFonts w:ascii="Times New Roman" w:hAnsi="Times New Roman" w:cs="Times New Roman"/>
+        </w:rPr>
+      </w:pPr>
+      <w:r>
+        <w:rPr>
+          <w:rFonts w:ascii="Times New Roman" w:hAnsi="Times New Roman" w:cs="Times New Roman"/>
+        </w:rPr>
+        <w:t xml:space="preserve">Although the model achieved a high R² of 0.9757, it has several limitations. The model was not accurately </w:t>
+      </w:r>
+      <w:proofErr w:type="gramStart"/>
+      <w:r>
+        <w:rPr>
+          <w:rFonts w:ascii="Times New Roman" w:hAnsi="Times New Roman" w:cs="Times New Roman"/>
+        </w:rPr>
+        <w:t>predict</w:t>
+      </w:r>
+      <w:proofErr w:type="gramEnd"/>
+      <w:r>
+        <w:rPr>
+          <w:rFonts w:ascii="Times New Roman" w:hAnsi="Times New Roman" w:cs="Times New Roman"/>
+        </w:rPr>
+        <w:t xml:space="preserve"> arrivals during new, unseen events such as future economic crises, natural disasters, or global pandemics. Important external factors like flight ticket prices, currency exchange rates, competitor destinations, and real-time weather conditions were not included in the dataset, as they were difficult to obtain at the individual tourist level. The model also predicts at the monthly aggregate level, so it cannot forecast arrival patterns for a single week or specific date.</w:t>
+      </w:r>
+    </w:p>
+    <w:p>
+      <w:pPr>
+        <w:jc w:val="both"/>
+        <w:rPr>
+          <w:rFonts w:ascii="Times New Roman" w:hAnsi="Times New Roman" w:cs="Times New Roman"/>
+          <w:b/>
+          <w:bCs/>
+        </w:rPr>
+      </w:pPr>
+      <w:r>
+        <w:rPr>
+          <w:rFonts w:ascii="Times New Roman" w:hAnsi="Times New Roman" w:cs="Times New Roman"/>
+          <w:b/>
+          <w:bCs/>
+        </w:rPr>
+        <w:lastRenderedPageBreak/>
+        <w:t>Data Quality Issues:</w:t>
+      </w:r>
+    </w:p>
+    <w:p>
+      <w:pPr>
+        <w:jc w:val="both"/>
+        <w:rPr>
+          <w:rFonts w:ascii="Times New Roman" w:hAnsi="Times New Roman" w:cs="Times New Roman"/>
+        </w:rPr>
+      </w:pPr>
+      <w:r>
+        <w:rPr>
+          <w:rFonts w:ascii="Times New Roman" w:hAnsi="Times New Roman" w:cs="Times New Roman"/>
+        </w:rPr>
+        <w:t xml:space="preserve">The dataset collected from SLTDA records contained several real-world quality issues. Some duration values </w:t>
+      </w:r>
+      <w:proofErr w:type="gramStart"/>
+      <w:r>
+        <w:rPr>
+          <w:rFonts w:ascii="Times New Roman" w:hAnsi="Times New Roman" w:cs="Times New Roman"/>
+        </w:rPr>
+        <w:t>and  age</w:t>
+      </w:r>
+      <w:proofErr w:type="gramEnd"/>
+      <w:r>
+        <w:rPr>
+          <w:rFonts w:ascii="Times New Roman" w:hAnsi="Times New Roman" w:cs="Times New Roman"/>
+        </w:rPr>
+        <w:t xml:space="preserve"> values were missing, likely due to incomplete survey responses from tourists at entry points. And </w:t>
+      </w:r>
+      <w:proofErr w:type="gramStart"/>
+      <w:r>
+        <w:rPr>
+          <w:rFonts w:ascii="Times New Roman" w:hAnsi="Times New Roman" w:cs="Times New Roman"/>
+        </w:rPr>
+        <w:t>also</w:t>
+      </w:r>
+      <w:proofErr w:type="gramEnd"/>
+      <w:r>
+        <w:rPr>
+          <w:rFonts w:ascii="Times New Roman" w:hAnsi="Times New Roman" w:cs="Times New Roman"/>
+        </w:rPr>
+        <w:t xml:space="preserve"> country names contained spelling errors from manual data entry at border checkpoints. Approximately some rows were full duplicates, possibly caused by double-entry during data transfer. </w:t>
+      </w:r>
+    </w:p>
+    <w:p>
+      <w:pPr>
+        <w:jc w:val="both"/>
+        <w:rPr>
+          <w:rFonts w:ascii="Times New Roman" w:hAnsi="Times New Roman" w:cs="Times New Roman"/>
+          <w:b/>
+          <w:bCs/>
+        </w:rPr>
+      </w:pPr>
+      <w:r>
+        <w:rPr>
+          <w:rFonts w:ascii="Times New Roman" w:hAnsi="Times New Roman" w:cs="Times New Roman"/>
+          <w:b/>
+          <w:bCs/>
+        </w:rPr>
+        <w:t>Risks of Bias or Unfairness</w:t>
+      </w:r>
+    </w:p>
+    <w:p>
+      <w:pPr>
+        <w:jc w:val="both"/>
+        <w:rPr>
+          <w:rFonts w:ascii="Times New Roman" w:hAnsi="Times New Roman" w:cs="Times New Roman"/>
+          <w:b/>
+          <w:bCs/>
+        </w:rPr>
+      </w:pPr>
+      <w:r>
+        <w:rPr>
+          <w:rFonts w:ascii="Times New Roman" w:hAnsi="Times New Roman" w:cs="Times New Roman"/>
+        </w:rPr>
+        <w:t>The dataset is heavily skewed towards Indian tourists, who represent over 20% of all records. This means the model is more accurate for Indian visitors and may produce less reliable predictions for tourists from smaller markets such as Japan, Australia, or the Middle East. Crisis periods are also under-represented relative to normal years, which could cause the model to slightly underestimate the scale of future disruptions</w:t>
       </w:r>
       <w:r>
         <w:rPr>
@@ -2419,231 +2845,23 @@
           <w:bCs/>
         </w:rPr>
       </w:pPr>
-      <w:r>
-        <w:rPr>
-          <w:rFonts w:ascii="Times New Roman" w:hAnsi="Times New Roman" w:cs="Times New Roman"/>
-          <w:b/>
-          <w:bCs/>
-        </w:rPr>
-        <w:t>Limitations of the Model</w:t>
-      </w:r>
-      <w:r>
-        <w:rPr>
-          <w:rFonts w:ascii="Times New Roman" w:hAnsi="Times New Roman" w:cs="Times New Roman"/>
-          <w:b/>
-          <w:bCs/>
-        </w:rPr>
-        <w:t>:</w:t>
-      </w:r>
-    </w:p>
-    <w:p>
-      <w:pPr>
-        <w:jc w:val="both"/>
-        <w:rPr>
-          <w:rFonts w:ascii="Times New Roman" w:hAnsi="Times New Roman" w:cs="Times New Roman"/>
-        </w:rPr>
-      </w:pPr>
-      <w:r>
-        <w:rPr>
-          <w:rFonts w:ascii="Times New Roman" w:hAnsi="Times New Roman" w:cs="Times New Roman"/>
-        </w:rPr>
-        <w:t xml:space="preserve">Although the model achieved a high R² of 0.9757, it has several limitations. The model was not accurately </w:t>
-      </w:r>
-      <w:proofErr w:type="gramStart"/>
-      <w:r>
-        <w:rPr>
-          <w:rFonts w:ascii="Times New Roman" w:hAnsi="Times New Roman" w:cs="Times New Roman"/>
-        </w:rPr>
-        <w:t>predict</w:t>
-      </w:r>
-      <w:proofErr w:type="gramEnd"/>
-      <w:r>
-        <w:rPr>
-          <w:rFonts w:ascii="Times New Roman" w:hAnsi="Times New Roman" w:cs="Times New Roman"/>
-        </w:rPr>
-        <w:t xml:space="preserve"> arrivals during new, unseen events such as future economic crises, natural disasters, or global pandemics. Important external factors like flight ticket prices, currency exchange rates, competitor destinations, and real-time weather conditions were not included in the dataset, as they were difficult to obtain at the individual tourist level. The model also predicts at the monthly aggregate level, so it cannot forecast arrival patterns for a single week or specific date.</w:t>
-      </w:r>
-    </w:p>
-    <w:p>
-      <w:pPr>
-        <w:jc w:val="both"/>
-        <w:rPr>
-          <w:rFonts w:ascii="Times New Roman" w:hAnsi="Times New Roman" w:cs="Times New Roman"/>
-          <w:b/>
-          <w:bCs/>
-        </w:rPr>
-      </w:pPr>
-      <w:r>
-        <w:rPr>
-          <w:rFonts w:ascii="Times New Roman" w:hAnsi="Times New Roman" w:cs="Times New Roman"/>
-          <w:b/>
-          <w:bCs/>
-        </w:rPr>
-        <w:t>Data Quality Issues</w:t>
-      </w:r>
-      <w:r>
-        <w:rPr>
-          <w:rFonts w:ascii="Times New Roman" w:hAnsi="Times New Roman" w:cs="Times New Roman"/>
-          <w:b/>
-          <w:bCs/>
-        </w:rPr>
-        <w:t>:</w:t>
-      </w:r>
-    </w:p>
-    <w:p>
-      <w:pPr>
-        <w:jc w:val="both"/>
-        <w:rPr>
-          <w:rFonts w:ascii="Times New Roman" w:hAnsi="Times New Roman" w:cs="Times New Roman"/>
-        </w:rPr>
-      </w:pPr>
-      <w:r>
-        <w:rPr>
-          <w:rFonts w:ascii="Times New Roman" w:hAnsi="Times New Roman" w:cs="Times New Roman"/>
-        </w:rPr>
-        <w:t xml:space="preserve">The dataset collected from SLTDA records contained several real-world quality issues. </w:t>
-      </w:r>
-      <w:r>
-        <w:rPr>
-          <w:rFonts w:ascii="Times New Roman" w:hAnsi="Times New Roman" w:cs="Times New Roman"/>
-        </w:rPr>
-        <w:t xml:space="preserve">Some </w:t>
-      </w:r>
-      <w:r>
-        <w:rPr>
-          <w:rFonts w:ascii="Times New Roman" w:hAnsi="Times New Roman" w:cs="Times New Roman"/>
-        </w:rPr>
-        <w:t xml:space="preserve">duration values </w:t>
-      </w:r>
-      <w:proofErr w:type="gramStart"/>
-      <w:r>
-        <w:rPr>
-          <w:rFonts w:ascii="Times New Roman" w:hAnsi="Times New Roman" w:cs="Times New Roman"/>
-        </w:rPr>
-        <w:t>and  age</w:t>
-      </w:r>
-      <w:proofErr w:type="gramEnd"/>
-      <w:r>
-        <w:rPr>
-          <w:rFonts w:ascii="Times New Roman" w:hAnsi="Times New Roman" w:cs="Times New Roman"/>
-        </w:rPr>
-        <w:t xml:space="preserve"> values were missing, likely due to incomplete survey responses from tourists at entry points. </w:t>
-      </w:r>
-      <w:r>
-        <w:rPr>
-          <w:rFonts w:ascii="Times New Roman" w:hAnsi="Times New Roman" w:cs="Times New Roman"/>
-        </w:rPr>
-        <w:t xml:space="preserve">And </w:t>
-      </w:r>
-      <w:proofErr w:type="gramStart"/>
-      <w:r>
-        <w:rPr>
-          <w:rFonts w:ascii="Times New Roman" w:hAnsi="Times New Roman" w:cs="Times New Roman"/>
-        </w:rPr>
-        <w:t>also</w:t>
-      </w:r>
-      <w:proofErr w:type="gramEnd"/>
-      <w:r>
-        <w:rPr>
-          <w:rFonts w:ascii="Times New Roman" w:hAnsi="Times New Roman" w:cs="Times New Roman"/>
-        </w:rPr>
-        <w:t xml:space="preserve"> </w:t>
-      </w:r>
-      <w:r>
-        <w:rPr>
-          <w:rFonts w:ascii="Times New Roman" w:hAnsi="Times New Roman" w:cs="Times New Roman"/>
-        </w:rPr>
-        <w:t xml:space="preserve">country names contained spelling errors from manual data entry at border checkpoints. Approximately </w:t>
-      </w:r>
-      <w:r>
-        <w:rPr>
-          <w:rFonts w:ascii="Times New Roman" w:hAnsi="Times New Roman" w:cs="Times New Roman"/>
-        </w:rPr>
-        <w:t>some</w:t>
-      </w:r>
-      <w:r>
-        <w:rPr>
-          <w:rFonts w:ascii="Times New Roman" w:hAnsi="Times New Roman" w:cs="Times New Roman"/>
-        </w:rPr>
-        <w:t xml:space="preserve"> rows were full duplicates, possibly caused by double-entry during data transfer. </w:t>
-      </w:r>
-    </w:p>
-    <w:p>
-      <w:pPr>
-        <w:jc w:val="both"/>
-        <w:rPr>
-          <w:rFonts w:ascii="Times New Roman" w:hAnsi="Times New Roman" w:cs="Times New Roman"/>
-          <w:b/>
-          <w:bCs/>
-        </w:rPr>
-      </w:pPr>
-      <w:r>
-        <w:rPr>
-          <w:rFonts w:ascii="Times New Roman" w:hAnsi="Times New Roman" w:cs="Times New Roman"/>
-          <w:b/>
-          <w:bCs/>
-        </w:rPr>
-        <w:t>Risks of Bias or Unfairness</w:t>
-      </w:r>
-    </w:p>
-    <w:p>
-      <w:pPr>
-        <w:jc w:val="both"/>
-        <w:rPr>
-          <w:rFonts w:ascii="Times New Roman" w:hAnsi="Times New Roman" w:cs="Times New Roman"/>
-          <w:b/>
-          <w:bCs/>
-        </w:rPr>
-      </w:pPr>
-      <w:r>
-        <w:rPr>
-          <w:rFonts w:ascii="Times New Roman" w:hAnsi="Times New Roman" w:cs="Times New Roman"/>
-        </w:rPr>
-        <w:t>The dataset is heavily skewed towards Indian tourists, who represent over 20% of all records. This means the model is more accurate for Indian visitors and may produce less reliable predictions for tourists from smaller markets such as Japan, Australia, or the Middle East. Crisis periods are also under-represented relative to normal years, which could cause the model to slightly underestimate the scale of future disruptions</w:t>
-      </w:r>
-      <w:r>
-        <w:rPr>
-          <w:rFonts w:ascii="Times New Roman" w:hAnsi="Times New Roman" w:cs="Times New Roman"/>
-          <w:b/>
-          <w:bCs/>
-        </w:rPr>
-        <w:t>.</w:t>
-      </w:r>
-    </w:p>
-    <w:p>
-      <w:pPr>
-        <w:jc w:val="both"/>
-        <w:rPr>
-          <w:rFonts w:ascii="Times New Roman" w:hAnsi="Times New Roman" w:cs="Times New Roman"/>
-          <w:b/>
-          <w:bCs/>
-        </w:rPr>
-      </w:pPr>
-    </w:p>
-    <w:p>
-      <w:pPr>
-        <w:jc w:val="both"/>
-        <w:rPr>
-          <w:rFonts w:ascii="Times New Roman" w:hAnsi="Times New Roman" w:cs="Times New Roman"/>
-          <w:b/>
-          <w:bCs/>
-        </w:rPr>
-      </w:pPr>
-      <w:r>
-        <w:rPr>
-          <w:rFonts w:ascii="Times New Roman" w:hAnsi="Times New Roman" w:cs="Times New Roman"/>
-          <w:b/>
-          <w:bCs/>
-        </w:rPr>
-        <w:t>R</w:t>
-      </w:r>
-      <w:r>
-        <w:rPr>
-          <w:rFonts w:ascii="Times New Roman" w:hAnsi="Times New Roman" w:cs="Times New Roman"/>
-          <w:b/>
-          <w:bCs/>
-        </w:rPr>
-        <w:t>eal-World Impact &amp; Ethical Considerations</w:t>
+    </w:p>
+    <w:p>
+      <w:pPr>
+        <w:jc w:val="both"/>
+        <w:rPr>
+          <w:rFonts w:ascii="Times New Roman" w:hAnsi="Times New Roman" w:cs="Times New Roman"/>
+          <w:b/>
+          <w:bCs/>
+        </w:rPr>
+      </w:pPr>
+      <w:r>
+        <w:rPr>
+          <w:rFonts w:ascii="Times New Roman" w:hAnsi="Times New Roman" w:cs="Times New Roman"/>
+          <w:b/>
+          <w:bCs/>
+        </w:rPr>
+        <w:t>Real-World Impact &amp; Ethical Considerations</w:t>
       </w:r>
     </w:p>
     <w:p>
@@ -5221,6 +5439,7 @@
   <w:style w:type="character" w:default="1" w:styleId="DefaultParagraphFont">
     <w:name w:val="Default Paragraph Font"/>
     <w:uiPriority w:val="1"/>
+    <w:semiHidden/>
     <w:unhideWhenUsed/>
   </w:style>
   <w:style w:type="table" w:default="1" w:styleId="TableNormal">
@@ -5599,6 +5818,41 @@
       <w:bCs/>
     </w:rPr>
   </w:style>
+  <w:style w:type="character" w:styleId="Hyperlink">
+    <w:name w:val="Hyperlink"/>
+    <w:basedOn w:val="DefaultParagraphFont"/>
+    <w:uiPriority w:val="99"/>
+    <w:unhideWhenUsed/>
+    <w:rsid w:val="003768B8"/>
+    <w:rPr>
+      <w:color w:val="0563C1" w:themeColor="hyperlink"/>
+      <w:u w:val="single"/>
+    </w:rPr>
+  </w:style>
+  <w:style w:type="character" w:styleId="UnresolvedMention">
+    <w:name w:val="Unresolved Mention"/>
+    <w:basedOn w:val="DefaultParagraphFont"/>
+    <w:uiPriority w:val="99"/>
+    <w:semiHidden/>
+    <w:unhideWhenUsed/>
+    <w:rsid w:val="003768B8"/>
+    <w:rPr>
+      <w:color w:val="605E5C"/>
+      <w:shd w:val="clear" w:color="auto" w:fill="E1DFDD"/>
+    </w:rPr>
+  </w:style>
+  <w:style w:type="character" w:styleId="FollowedHyperlink">
+    <w:name w:val="FollowedHyperlink"/>
+    <w:basedOn w:val="DefaultParagraphFont"/>
+    <w:uiPriority w:val="99"/>
+    <w:semiHidden/>
+    <w:unhideWhenUsed/>
+    <w:rsid w:val="003768B8"/>
+    <w:rPr>
+      <w:color w:val="954F72" w:themeColor="followedHyperlink"/>
+      <w:u w:val="single"/>
+    </w:rPr>
+  </w:style>
 </w:styles>
 </file>
 
